--- a/src/main/java/Project1_6713221/GenAI_acknowledgment_form_TH.docx
+++ b/src/main/java/Project1_6713221/GenAI_acknowledgment_form_TH.docx
@@ -1,6 +1,6 @@
 
 <file path=word/document.xml><?xml version="1.0" encoding="utf-8"?>
-<w:document xmlns:wpc="http://schemas.microsoft.com/office/word/2010/wordprocessingCanvas" xmlns:cx="http://schemas.microsoft.com/office/drawing/2014/chartex" xmlns:cx1="http://schemas.microsoft.com/office/drawing/2015/9/8/chartex" xmlns:cx2="http://schemas.microsoft.com/office/drawing/2015/10/21/chartex" xmlns:cx3="http://schemas.microsoft.com/office/drawing/2016/5/9/chartex" xmlns:cx4="http://schemas.microsoft.com/office/drawing/2016/5/10/chartex" xmlns:cx5="http://schemas.microsoft.com/office/drawing/2016/5/11/chartex" xmlns:cx6="http://schemas.microsoft.com/office/drawing/2016/5/12/chartex" xmlns:cx7="http://schemas.microsoft.com/office/drawing/2016/5/13/chartex" xmlns:cx8="http://schemas.microsoft.com/office/drawing/2016/5/14/chartex" xmlns:mc="http://schemas.openxmlformats.org/markup-compatibility/2006" xmlns:aink="http://schemas.microsoft.com/office/drawing/2016/ink" xmlns:am3d="http://schemas.microsoft.com/office/drawing/2017/model3d" xmlns:o="urn:schemas-microsoft-com:office:office" xmlns:oel="http://schemas.microsoft.com/office/2019/extlst" xmlns:r="http://schemas.openxmlformats.org/officeDocument/2006/relationships" xmlns:m="http://schemas.openxmlformats.org/officeDocument/2006/math" xmlns:v="urn:schemas-microsoft-com:vml" xmlns:wp14="http://schemas.microsoft.com/office/word/2010/wordprocessingDrawing" xmlns:wp="http://schemas.openxmlformats.org/drawingml/2006/wordprocessingDrawing" xmlns:w10="urn:schemas-microsoft-com:office:word" xmlns:w="http://schemas.openxmlformats.org/wordprocessingml/2006/main" xmlns:w14="http://schemas.microsoft.com/office/word/2010/wordml" xmlns:w15="http://schemas.microsoft.com/office/word/2012/wordml" xmlns:w16cex="http://schemas.microsoft.com/office/word/2018/wordml/cex" xmlns:w16cid="http://schemas.microsoft.com/office/word/2016/wordml/cid" xmlns:w16="http://schemas.microsoft.com/office/word/2018/wordml" xmlns:w16sdtdh="http://schemas.microsoft.com/office/word/2020/wordml/sdtdatahash" xmlns:w16se="http://schemas.microsoft.com/office/word/2015/wordml/symex" xmlns:wpg="http://schemas.microsoft.com/office/word/2010/wordprocessingGroup" xmlns:wpi="http://schemas.microsoft.com/office/word/2010/wordprocessingInk" xmlns:wne="http://schemas.microsoft.com/office/word/2006/wordml" xmlns:wps="http://schemas.microsoft.com/office/word/2010/wordprocessingShape" mc:Ignorable="w14 w15 w16se w16cid w16 w16cex w16sdtdh wp14">
+<w:document xmlns:wpc="http://schemas.microsoft.com/office/word/2010/wordprocessingCanvas" xmlns:cx="http://schemas.microsoft.com/office/drawing/2014/chartex" xmlns:cx1="http://schemas.microsoft.com/office/drawing/2015/9/8/chartex" xmlns:cx2="http://schemas.microsoft.com/office/drawing/2015/10/21/chartex" xmlns:cx3="http://schemas.microsoft.com/office/drawing/2016/5/9/chartex" xmlns:cx4="http://schemas.microsoft.com/office/drawing/2016/5/10/chartex" xmlns:cx5="http://schemas.microsoft.com/office/drawing/2016/5/11/chartex" xmlns:cx6="http://schemas.microsoft.com/office/drawing/2016/5/12/chartex" xmlns:cx7="http://schemas.microsoft.com/office/drawing/2016/5/13/chartex" xmlns:cx8="http://schemas.microsoft.com/office/drawing/2016/5/14/chartex" xmlns:mc="http://schemas.openxmlformats.org/markup-compatibility/2006" xmlns:aink="http://schemas.microsoft.com/office/drawing/2016/ink" xmlns:am3d="http://schemas.microsoft.com/office/drawing/2017/model3d" xmlns:o="urn:schemas-microsoft-com:office:office" xmlns:oel="http://schemas.microsoft.com/office/2019/extlst" xmlns:r="http://schemas.openxmlformats.org/officeDocument/2006/relationships" xmlns:m="http://schemas.openxmlformats.org/officeDocument/2006/math" xmlns:v="urn:schemas-microsoft-com:vml" xmlns:wp14="http://schemas.microsoft.com/office/word/2010/wordprocessingDrawing" xmlns:wp="http://schemas.openxmlformats.org/drawingml/2006/wordprocessingDrawing" xmlns:w10="urn:schemas-microsoft-com:office:word" xmlns:w="http://schemas.openxmlformats.org/wordprocessingml/2006/main" xmlns:w14="http://schemas.microsoft.com/office/word/2010/wordml" xmlns:w15="http://schemas.microsoft.com/office/word/2012/wordml" xmlns:w16cex="http://schemas.microsoft.com/office/word/2018/wordml/cex" xmlns:w16cid="http://schemas.microsoft.com/office/word/2016/wordml/cid" xmlns:w16="http://schemas.microsoft.com/office/word/2018/wordml" xmlns:w16du="http://schemas.microsoft.com/office/word/2023/wordml/word16du" xmlns:w16sdtdh="http://schemas.microsoft.com/office/word/2020/wordml/sdtdatahash" xmlns:w16sdtfl="http://schemas.microsoft.com/office/word/2024/wordml/sdtformatlock" xmlns:w16se="http://schemas.microsoft.com/office/word/2015/wordml/symex" xmlns:wpg="http://schemas.microsoft.com/office/word/2010/wordprocessingGroup" xmlns:wpi="http://schemas.microsoft.com/office/word/2010/wordprocessingInk" xmlns:wne="http://schemas.microsoft.com/office/word/2006/wordml" xmlns:wps="http://schemas.microsoft.com/office/word/2010/wordprocessingShape" mc:Ignorable="w14 w15 w16se w16cid w16 w16cex w16sdtdh w16sdtfl w16du wp14">
   <w:body>
     <w:p>
       <w:pPr>
@@ -64,25 +64,7 @@
           <w:szCs w:val="32"/>
           <w:cs/>
         </w:rPr>
-        <w:t>วัตถุประสงค์ของเอ</w:t>
-      </w:r>
-      <w:r>
-        <w:rPr>
-          <w:rFonts w:ascii="TH Sarabun New" w:hAnsi="TH Sarabun New" w:cs="TH Sarabun New" w:hint="cs"/>
-          <w:sz w:val="32"/>
-          <w:szCs w:val="32"/>
-          <w:cs/>
-        </w:rPr>
-        <w:t>ก</w:t>
-      </w:r>
-      <w:r>
-        <w:rPr>
-          <w:rFonts w:ascii="TH Sarabun New" w:hAnsi="TH Sarabun New" w:cs="TH Sarabun New" w:hint="cs"/>
-          <w:sz w:val="32"/>
-          <w:szCs w:val="32"/>
-          <w:cs/>
-        </w:rPr>
-        <w:t xml:space="preserve">สารฉบับนี้คือ เพื่อแสดงความโปร่งใสและจริยธรรมในการใช้งาน </w:t>
+        <w:t xml:space="preserve">วัตถุประสงค์ของเอกสารฉบับนี้คือ เพื่อแสดงความโปร่งใสและจริยธรรมในการใช้งาน </w:t>
       </w:r>
       <w:r>
         <w:rPr>
@@ -155,42 +137,45 @@
           <w:szCs w:val="32"/>
           <w:cs/>
         </w:rPr>
-        <w:t>ระบุชื่อโครงงาน</w:t>
-      </w:r>
-      <w:r>
-        <w:rPr>
-          <w:rFonts w:ascii="TH Sarabun New" w:hAnsi="TH Sarabun New" w:cs="TH Sarabun New"/>
+        <w:t xml:space="preserve">Group Project 1 - </w:t>
+      </w:r>
+      <w:proofErr w:type="spellStart"/>
+      <w:r>
+        <w:rPr>
+          <w:rFonts w:ascii="TH Sarabun New" w:hAnsi="TH Sarabun New" w:cs="TH Sarabun New" w:hint="cs"/>
           <w:b/>
           <w:bCs/>
           <w:sz w:val="32"/>
           <w:szCs w:val="32"/>
-        </w:rPr>
-        <w:t>] …</w:t>
-      </w:r>
-    </w:p>
-    <w:p>
-      <w:pPr>
-        <w:spacing w:after="0" w:line="240" w:lineRule="auto"/>
-        <w:rPr>
-          <w:rFonts w:ascii="TH Sarabun New" w:hAnsi="TH Sarabun New" w:cs="TH Sarabun New"/>
+          <w:cs/>
+        </w:rPr>
+        <w:t>Reversing</w:t>
+      </w:r>
+      <w:proofErr w:type="spellEnd"/>
+      <w:r>
+        <w:rPr>
+          <w:rFonts w:ascii="TH Sarabun New" w:hAnsi="TH Sarabun New" w:cs="TH Sarabun New" w:hint="cs"/>
           <w:b/>
           <w:bCs/>
           <w:sz w:val="32"/>
           <w:szCs w:val="32"/>
-        </w:rPr>
-      </w:pPr>
-    </w:p>
-    <w:p>
-      <w:pPr>
-        <w:spacing w:after="0" w:line="240" w:lineRule="auto"/>
-        <w:rPr>
-          <w:rFonts w:ascii="TH Sarabun New" w:hAnsi="TH Sarabun New" w:cs="TH Sarabun New"/>
+          <w:cs/>
+        </w:rPr>
+        <w:t xml:space="preserve"> </w:t>
+      </w:r>
+      <w:proofErr w:type="spellStart"/>
+      <w:r>
+        <w:rPr>
+          <w:rFonts w:ascii="TH Sarabun New" w:hAnsi="TH Sarabun New" w:cs="TH Sarabun New" w:hint="cs"/>
           <w:b/>
           <w:bCs/>
           <w:sz w:val="32"/>
           <w:szCs w:val="32"/>
-        </w:rPr>
-      </w:pPr>
+          <w:cs/>
+        </w:rPr>
+        <w:t>Marbles</w:t>
+      </w:r>
+      <w:proofErr w:type="spellEnd"/>
       <w:r>
         <w:rPr>
           <w:rFonts w:ascii="TH Sarabun New" w:hAnsi="TH Sarabun New" w:cs="TH Sarabun New" w:hint="cs"/>
@@ -200,7 +185,7 @@
           <w:szCs w:val="32"/>
           <w:cs/>
         </w:rPr>
-        <w:t>คณะผู้จัดทำขอรับรองว่ามีการใช้เครื่องมือ</w:t>
+        <w:t xml:space="preserve"> (EGCO 221)</w:t>
       </w:r>
       <w:r>
         <w:rPr>
@@ -210,20 +195,24 @@
           <w:sz w:val="32"/>
           <w:szCs w:val="32"/>
         </w:rPr>
-        <w:t xml:space="preserve"> … [</w:t>
-      </w:r>
-      <w:r>
-        <w:rPr>
-          <w:rFonts w:ascii="TH Sarabun New" w:hAnsi="TH Sarabun New" w:cs="TH Sarabun New" w:hint="cs"/>
+        <w:t>] …</w:t>
+      </w:r>
+    </w:p>
+    <w:p>
+      <w:pPr>
+        <w:spacing w:after="0" w:line="240" w:lineRule="auto"/>
+        <w:rPr>
+          <w:rFonts w:ascii="TH Sarabun New" w:hAnsi="TH Sarabun New" w:cs="TH Sarabun New"/>
           <w:b/>
           <w:bCs/>
           <w:sz w:val="32"/>
           <w:szCs w:val="32"/>
-          <w:cs/>
-        </w:rPr>
-        <w:t xml:space="preserve">ระบุชื่อเครื่องมือเช่น </w:t>
-      </w:r>
-      <w:r>
+        </w:rPr>
+      </w:pPr>
+    </w:p>
+    <w:p>
+      <w:pPr>
+        <w:spacing w:after="0" w:line="240" w:lineRule="auto"/>
         <w:rPr>
           <w:rFonts w:ascii="TH Sarabun New" w:hAnsi="TH Sarabun New" w:cs="TH Sarabun New"/>
           <w:b/>
@@ -231,17 +220,96 @@
           <w:sz w:val="32"/>
           <w:szCs w:val="32"/>
         </w:rPr>
-        <w:t>Gemini, ChatGPT</w:t>
-      </w:r>
-      <w:r>
-        <w:rPr>
-          <w:rFonts w:ascii="TH Sarabun New" w:hAnsi="TH Sarabun New" w:cs="TH Sarabun New"/>
+      </w:pPr>
+      <w:r>
+        <w:rPr>
+          <w:rFonts w:ascii="TH Sarabun New" w:hAnsi="TH Sarabun New" w:cs="TH Sarabun New" w:hint="cs"/>
           <w:b/>
           <w:bCs/>
           <w:sz w:val="32"/>
           <w:szCs w:val="32"/>
-        </w:rPr>
-        <w:t xml:space="preserve">] … </w:t>
+          <w:cs/>
+        </w:rPr>
+        <w:t>คณะผู้จัดทำขอรับรองว่ามีการใช้เครื่องมือ</w:t>
+      </w:r>
+      <w:r>
+        <w:rPr>
+          <w:rFonts w:ascii="TH Sarabun New" w:hAnsi="TH Sarabun New" w:cs="TH Sarabun New"/>
+          <w:b/>
+          <w:bCs/>
+          <w:sz w:val="32"/>
+          <w:szCs w:val="32"/>
+        </w:rPr>
+        <w:t xml:space="preserve"> … [</w:t>
+      </w:r>
+      <w:r>
+        <w:rPr>
+          <w:rFonts w:ascii="TH Sarabun New" w:hAnsi="TH Sarabun New" w:cs="TH Sarabun New" w:hint="cs"/>
+          <w:b/>
+          <w:bCs/>
+          <w:sz w:val="32"/>
+          <w:szCs w:val="32"/>
+          <w:cs/>
+        </w:rPr>
+        <w:t xml:space="preserve">ระบุชื่อเครื่องมือเช่น </w:t>
+      </w:r>
+      <w:proofErr w:type="spellStart"/>
+      <w:r>
+        <w:rPr>
+          <w:rFonts w:ascii="TH Sarabun New" w:hAnsi="TH Sarabun New" w:cs="TH Sarabun New" w:hint="cs"/>
+          <w:b/>
+          <w:bCs/>
+          <w:sz w:val="32"/>
+          <w:szCs w:val="32"/>
+          <w:cs/>
+        </w:rPr>
+        <w:t>Claude</w:t>
+      </w:r>
+      <w:proofErr w:type="spellEnd"/>
+      <w:r>
+        <w:rPr>
+          <w:rFonts w:ascii="TH Sarabun New" w:hAnsi="TH Sarabun New" w:cs="TH Sarabun New" w:hint="cs"/>
+          <w:b/>
+          <w:bCs/>
+          <w:sz w:val="32"/>
+          <w:szCs w:val="32"/>
+          <w:cs/>
+        </w:rPr>
+        <w:t xml:space="preserve"> (</w:t>
+      </w:r>
+      <w:proofErr w:type="spellStart"/>
+      <w:r>
+        <w:rPr>
+          <w:rFonts w:ascii="TH Sarabun New" w:hAnsi="TH Sarabun New" w:cs="TH Sarabun New" w:hint="cs"/>
+          <w:b/>
+          <w:bCs/>
+          <w:sz w:val="32"/>
+          <w:szCs w:val="32"/>
+          <w:cs/>
+        </w:rPr>
+        <w:t>Anthropic</w:t>
+      </w:r>
+      <w:proofErr w:type="spellEnd"/>
+      <w:r>
+        <w:rPr>
+          <w:rFonts w:ascii="TH Sarabun New" w:hAnsi="TH Sarabun New" w:cs="TH Sarabun New" w:hint="cs"/>
+          <w:b/>
+          <w:bCs/>
+          <w:sz w:val="32"/>
+          <w:szCs w:val="32"/>
+          <w:cs/>
+        </w:rPr>
+        <w:t xml:space="preserve">) </w:t>
+      </w:r>
+      <w:r>
+        <w:rPr>
+          <w:rFonts w:ascii="TH Sarabun New" w:hAnsi="TH Sarabun New" w:cs="TH Sarabun New"/>
+          <w:b/>
+          <w:bCs/>
+          <w:sz w:val="32"/>
+          <w:szCs w:val="32"/>
+        </w:rPr>
+        <w:t xml:space="preserve">Gemini, ChatGPT] … </w:t>
       </w:r>
       <w:r>
         <w:rPr>
@@ -664,37 +732,39 @@
           <w:szCs w:val="32"/>
         </w:rPr>
       </w:pPr>
-      <w:r>
-        <w:rPr>
-          <w:rFonts w:ascii="TH Sarabun New" w:hAnsi="TH Sarabun New" w:cs="TH Sarabun New"/>
-          <w:sz w:val="32"/>
-          <w:szCs w:val="32"/>
-        </w:rPr>
-        <w:sym w:font="Wingdings 2" w:char="F0A3"/>
-      </w:r>
-      <w:r>
-        <w:rPr>
-          <w:rFonts w:ascii="TH Sarabun New" w:hAnsi="TH Sarabun New" w:cs="TH Sarabun New"/>
-          <w:sz w:val="32"/>
-          <w:szCs w:val="32"/>
-        </w:rPr>
-        <w:tab/>
-      </w:r>
-      <w:r>
-        <w:rPr>
-          <w:rFonts w:ascii="TH Sarabun New" w:hAnsi="TH Sarabun New" w:cs="TH Sarabun New"/>
-          <w:sz w:val="32"/>
-          <w:szCs w:val="32"/>
-        </w:rPr>
-        <w:t>4</w:t>
-      </w:r>
-      <w:r>
-        <w:rPr>
-          <w:rFonts w:ascii="TH Sarabun New" w:hAnsi="TH Sarabun New" w:cs="TH Sarabun New"/>
-          <w:sz w:val="32"/>
-          <w:szCs w:val="32"/>
-        </w:rPr>
-        <w:t xml:space="preserve">. </w:t>
+      <w:sdt>
+        <w:sdtPr>
+          <w:rPr>
+            <w:rFonts w:ascii="TH Sarabun New" w:hAnsi="TH Sarabun New" w:cs="TH Sarabun New"/>
+            <w:sz w:val="32"/>
+            <w:szCs w:val="32"/>
+          </w:rPr>
+          <w:id w:val="495379620"/>
+          <w14:checkbox>
+            <w14:checked w14:val="1"/>
+            <w14:checkedState w14:val="2612" w14:font="MS Gothic"/>
+            <w14:uncheckedState w14:val="2610" w14:font="MS Gothic"/>
+          </w14:checkbox>
+        </w:sdtPr>
+        <w:sdtContent>
+          <w:r>
+            <w:rPr>
+              <w:rFonts w:ascii="MS Gothic" w:eastAsia="MS Gothic" w:hAnsi="MS Gothic" w:cs="TH Sarabun New" w:hint="eastAsia"/>
+              <w:sz w:val="32"/>
+              <w:szCs w:val="32"/>
+            </w:rPr>
+            <w:t>☒</w:t>
+          </w:r>
+        </w:sdtContent>
+      </w:sdt>
+      <w:r>
+        <w:rPr>
+          <w:rFonts w:ascii="TH Sarabun New" w:hAnsi="TH Sarabun New" w:cs="TH Sarabun New"/>
+          <w:sz w:val="32"/>
+          <w:szCs w:val="32"/>
+        </w:rPr>
+        <w:tab/>
+        <w:t xml:space="preserve">4. </w:t>
       </w:r>
       <w:r>
         <w:rPr>
@@ -725,111 +795,155 @@
         <w:ind w:left="720" w:hanging="720"/>
         <w:rPr>
           <w:rFonts w:ascii="TH Sarabun New" w:hAnsi="TH Sarabun New" w:cs="TH Sarabun New"/>
-          <w:i/>
-          <w:iCs/>
-          <w:sz w:val="32"/>
-          <w:szCs w:val="32"/>
-        </w:rPr>
-      </w:pPr>
-      <w:r>
-        <w:rPr>
-          <w:rFonts w:ascii="TH Sarabun New" w:hAnsi="TH Sarabun New" w:cs="TH Sarabun New"/>
-          <w:sz w:val="32"/>
-          <w:szCs w:val="32"/>
-        </w:rPr>
-        <w:tab/>
-      </w:r>
-      <w:r>
-        <w:rPr>
-          <w:rFonts w:ascii="TH Sarabun New" w:hAnsi="TH Sarabun New" w:cs="TH Sarabun New"/>
-          <w:sz w:val="32"/>
-          <w:szCs w:val="32"/>
-        </w:rPr>
-        <w:tab/>
-      </w:r>
-      <w:r>
-        <w:rPr>
-          <w:rFonts w:ascii="TH Sarabun New" w:hAnsi="TH Sarabun New" w:cs="TH Sarabun New"/>
-          <w:sz w:val="32"/>
-          <w:szCs w:val="32"/>
-        </w:rPr>
-        <w:tab/>
-      </w:r>
-      <w:r>
-        <w:rPr>
-          <w:rFonts w:ascii="TH Sarabun New" w:hAnsi="TH Sarabun New" w:cs="TH Sarabun New"/>
-          <w:sz w:val="32"/>
-          <w:szCs w:val="32"/>
-        </w:rPr>
-        <w:t>-</w:t>
-      </w:r>
-      <w:r>
-        <w:rPr>
-          <w:rFonts w:ascii="TH Sarabun New" w:hAnsi="TH Sarabun New" w:cs="TH Sarabun New"/>
-          <w:sz w:val="32"/>
-          <w:szCs w:val="32"/>
-        </w:rPr>
-        <w:t xml:space="preserve">  </w:t>
-      </w:r>
-      <w:r>
-        <w:rPr>
-          <w:rFonts w:ascii="TH Sarabun New" w:hAnsi="TH Sarabun New" w:cs="TH Sarabun New" w:hint="cs"/>
-          <w:i/>
-          <w:iCs/>
-          <w:sz w:val="32"/>
-          <w:szCs w:val="32"/>
-          <w:cs/>
-        </w:rPr>
-        <w:t>ระบุปัญหาย่อย</w:t>
-      </w:r>
-    </w:p>
-    <w:p>
-      <w:pPr>
-        <w:tabs>
-          <w:tab w:val="left" w:pos="450"/>
-          <w:tab w:val="left" w:pos="720"/>
-          <w:tab w:val="left" w:pos="990"/>
-        </w:tabs>
-        <w:spacing w:after="80" w:line="240" w:lineRule="auto"/>
-        <w:ind w:left="720" w:hanging="720"/>
-        <w:rPr>
-          <w:rFonts w:ascii="TH Sarabun New" w:hAnsi="TH Sarabun New" w:cs="TH Sarabun New"/>
-          <w:sz w:val="32"/>
-          <w:szCs w:val="32"/>
-        </w:rPr>
-      </w:pPr>
-      <w:r>
-        <w:rPr>
-          <w:rFonts w:ascii="TH Sarabun New" w:hAnsi="TH Sarabun New" w:cs="TH Sarabun New"/>
-          <w:sz w:val="32"/>
-          <w:szCs w:val="32"/>
-        </w:rPr>
-        <w:tab/>
-      </w:r>
-      <w:r>
-        <w:rPr>
-          <w:rFonts w:ascii="TH Sarabun New" w:hAnsi="TH Sarabun New" w:cs="TH Sarabun New"/>
-          <w:sz w:val="32"/>
-          <w:szCs w:val="32"/>
-        </w:rPr>
-        <w:tab/>
-      </w:r>
-      <w:r>
-        <w:rPr>
-          <w:rFonts w:ascii="TH Sarabun New" w:hAnsi="TH Sarabun New" w:cs="TH Sarabun New"/>
-          <w:sz w:val="32"/>
-          <w:szCs w:val="32"/>
-        </w:rPr>
-        <w:tab/>
-      </w:r>
-      <w:r>
-        <w:rPr>
-          <w:rFonts w:ascii="TH Sarabun New" w:hAnsi="TH Sarabun New" w:cs="TH Sarabun New"/>
-          <w:sz w:val="32"/>
-          <w:szCs w:val="32"/>
-        </w:rPr>
-        <w:t>-</w:t>
-      </w:r>
+          <w:sz w:val="32"/>
+          <w:szCs w:val="32"/>
+        </w:rPr>
+      </w:pPr>
+      <w:r>
+        <w:rPr>
+          <w:rFonts w:ascii="TH Sarabun New" w:hAnsi="TH Sarabun New" w:cs="TH Sarabun New"/>
+          <w:sz w:val="32"/>
+          <w:szCs w:val="32"/>
+        </w:rPr>
+        <w:tab/>
+      </w:r>
+      <w:r>
+        <w:rPr>
+          <w:rFonts w:ascii="TH Sarabun New" w:hAnsi="TH Sarabun New" w:cs="TH Sarabun New"/>
+          <w:sz w:val="32"/>
+          <w:szCs w:val="32"/>
+        </w:rPr>
+        <w:tab/>
+      </w:r>
+      <w:r>
+        <w:rPr>
+          <w:rFonts w:ascii="TH Sarabun New" w:hAnsi="TH Sarabun New" w:cs="TH Sarabun New"/>
+          <w:sz w:val="32"/>
+          <w:szCs w:val="32"/>
+        </w:rPr>
+        <w:tab/>
+        <w:t xml:space="preserve">-  </w:t>
+      </w:r>
+      <w:r>
+        <w:rPr>
+          <w:rFonts w:ascii="TH Sarabun New" w:hAnsi="TH Sarabun New" w:cs="TH Sarabun New" w:hint="cs"/>
+          <w:i/>
+          <w:iCs/>
+          <w:sz w:val="32"/>
+          <w:szCs w:val="32"/>
+          <w:cs/>
+        </w:rPr>
+        <w:t xml:space="preserve">ออกแบบ </w:t>
+      </w:r>
+      <w:proofErr w:type="spellStart"/>
+      <w:r>
+        <w:rPr>
+          <w:rFonts w:ascii="TH Sarabun New" w:hAnsi="TH Sarabun New" w:cs="TH Sarabun New" w:hint="cs"/>
+          <w:i/>
+          <w:iCs/>
+          <w:sz w:val="32"/>
+          <w:szCs w:val="32"/>
+          <w:cs/>
+        </w:rPr>
+        <w:t>backtracking</w:t>
+      </w:r>
+      <w:proofErr w:type="spellEnd"/>
+      <w:r>
+        <w:rPr>
+          <w:rFonts w:ascii="TH Sarabun New" w:hAnsi="TH Sarabun New" w:cs="TH Sarabun New" w:hint="cs"/>
+          <w:i/>
+          <w:iCs/>
+          <w:sz w:val="32"/>
+          <w:szCs w:val="32"/>
+          <w:cs/>
+        </w:rPr>
+        <w:t xml:space="preserve"> </w:t>
+      </w:r>
+      <w:proofErr w:type="spellStart"/>
+      <w:r>
+        <w:rPr>
+          <w:rFonts w:ascii="TH Sarabun New" w:hAnsi="TH Sarabun New" w:cs="TH Sarabun New" w:hint="cs"/>
+          <w:i/>
+          <w:iCs/>
+          <w:sz w:val="32"/>
+          <w:szCs w:val="32"/>
+          <w:cs/>
+        </w:rPr>
+        <w:t>algorithm</w:t>
+      </w:r>
+      <w:proofErr w:type="spellEnd"/>
+      <w:r>
+        <w:rPr>
+          <w:rFonts w:ascii="TH Sarabun New" w:hAnsi="TH Sarabun New" w:cs="TH Sarabun New" w:hint="cs"/>
+          <w:i/>
+          <w:iCs/>
+          <w:sz w:val="32"/>
+          <w:szCs w:val="32"/>
+          <w:cs/>
+        </w:rPr>
+        <w:t xml:space="preserve"> สำหรับการหา </w:t>
+      </w:r>
+      <w:proofErr w:type="spellStart"/>
+      <w:r>
+        <w:rPr>
+          <w:rFonts w:ascii="TH Sarabun New" w:hAnsi="TH Sarabun New" w:cs="TH Sarabun New" w:hint="cs"/>
+          <w:i/>
+          <w:iCs/>
+          <w:sz w:val="32"/>
+          <w:szCs w:val="32"/>
+          <w:cs/>
+        </w:rPr>
+        <w:t>solution</w:t>
+      </w:r>
+      <w:proofErr w:type="spellEnd"/>
+      <w:r>
+        <w:rPr>
+          <w:rFonts w:ascii="TH Sarabun New" w:hAnsi="TH Sarabun New" w:cs="TH Sarabun New" w:hint="cs"/>
+          <w:i/>
+          <w:iCs/>
+          <w:sz w:val="32"/>
+          <w:szCs w:val="32"/>
+          <w:cs/>
+        </w:rPr>
+        <w:t xml:space="preserve"> ของ </w:t>
+      </w:r>
+      <w:proofErr w:type="spellStart"/>
+      <w:r>
+        <w:rPr>
+          <w:rFonts w:ascii="TH Sarabun New" w:hAnsi="TH Sarabun New" w:cs="TH Sarabun New" w:hint="cs"/>
+          <w:i/>
+          <w:iCs/>
+          <w:sz w:val="32"/>
+          <w:szCs w:val="32"/>
+          <w:cs/>
+        </w:rPr>
+        <w:t>Reversing</w:t>
+      </w:r>
+      <w:proofErr w:type="spellEnd"/>
+      <w:r>
+        <w:rPr>
+          <w:rFonts w:ascii="TH Sarabun New" w:hAnsi="TH Sarabun New" w:cs="TH Sarabun New" w:hint="cs"/>
+          <w:i/>
+          <w:iCs/>
+          <w:sz w:val="32"/>
+          <w:szCs w:val="32"/>
+          <w:cs/>
+        </w:rPr>
+        <w:t xml:space="preserve"> </w:t>
+      </w:r>
+      <w:proofErr w:type="spellStart"/>
+      <w:r>
+        <w:rPr>
+          <w:rFonts w:ascii="TH Sarabun New" w:hAnsi="TH Sarabun New" w:cs="TH Sarabun New" w:hint="cs"/>
+          <w:i/>
+          <w:iCs/>
+          <w:sz w:val="32"/>
+          <w:szCs w:val="32"/>
+          <w:cs/>
+        </w:rPr>
+        <w:t>Marbles</w:t>
+      </w:r>
+      <w:proofErr w:type="spellEnd"/>
     </w:p>
     <w:p>
       <w:pPr>
@@ -845,37 +959,39 @@
           <w:szCs w:val="32"/>
         </w:rPr>
       </w:pPr>
-      <w:r>
-        <w:rPr>
-          <w:rFonts w:ascii="TH Sarabun New" w:hAnsi="TH Sarabun New" w:cs="TH Sarabun New"/>
-          <w:sz w:val="32"/>
-          <w:szCs w:val="32"/>
-        </w:rPr>
-        <w:sym w:font="Wingdings 2" w:char="F0A3"/>
-      </w:r>
-      <w:r>
-        <w:rPr>
-          <w:rFonts w:ascii="TH Sarabun New" w:hAnsi="TH Sarabun New" w:cs="TH Sarabun New"/>
-          <w:sz w:val="32"/>
-          <w:szCs w:val="32"/>
-        </w:rPr>
-        <w:tab/>
-      </w:r>
-      <w:r>
-        <w:rPr>
-          <w:rFonts w:ascii="TH Sarabun New" w:hAnsi="TH Sarabun New" w:cs="TH Sarabun New"/>
-          <w:sz w:val="32"/>
-          <w:szCs w:val="32"/>
-        </w:rPr>
-        <w:t>5</w:t>
-      </w:r>
-      <w:r>
-        <w:rPr>
-          <w:rFonts w:ascii="TH Sarabun New" w:hAnsi="TH Sarabun New" w:cs="TH Sarabun New"/>
-          <w:sz w:val="32"/>
-          <w:szCs w:val="32"/>
-        </w:rPr>
-        <w:t xml:space="preserve">. </w:t>
+      <w:sdt>
+        <w:sdtPr>
+          <w:rPr>
+            <w:rFonts w:ascii="TH Sarabun New" w:hAnsi="TH Sarabun New" w:cs="TH Sarabun New"/>
+            <w:sz w:val="32"/>
+            <w:szCs w:val="32"/>
+          </w:rPr>
+          <w:id w:val="1600366593"/>
+          <w14:checkbox>
+            <w14:checked w14:val="1"/>
+            <w14:checkedState w14:val="2612" w14:font="MS Gothic"/>
+            <w14:uncheckedState w14:val="2610" w14:font="MS Gothic"/>
+          </w14:checkbox>
+        </w:sdtPr>
+        <w:sdtContent>
+          <w:r>
+            <w:rPr>
+              <w:rFonts w:ascii="MS Gothic" w:eastAsia="MS Gothic" w:hAnsi="MS Gothic" w:cs="TH Sarabun New" w:hint="eastAsia"/>
+              <w:sz w:val="32"/>
+              <w:szCs w:val="32"/>
+            </w:rPr>
+            <w:t>☒</w:t>
+          </w:r>
+        </w:sdtContent>
+      </w:sdt>
+      <w:r>
+        <w:rPr>
+          <w:rFonts w:ascii="TH Sarabun New" w:hAnsi="TH Sarabun New" w:cs="TH Sarabun New"/>
+          <w:sz w:val="32"/>
+          <w:szCs w:val="32"/>
+        </w:rPr>
+        <w:tab/>
+        <w:t xml:space="preserve">5. </w:t>
       </w:r>
       <w:r>
         <w:rPr>
@@ -944,6 +1060,7 @@
         </w:rPr>
         <w:tab/>
       </w:r>
+      <w:proofErr w:type="gramStart"/>
       <w:r>
         <w:rPr>
           <w:rFonts w:ascii="TH Sarabun New" w:hAnsi="TH Sarabun New" w:cs="TH Sarabun New"/>
@@ -952,64 +1069,294 @@
         </w:rPr>
         <w:t xml:space="preserve">-  </w:t>
       </w:r>
-      <w:r>
-        <w:rPr>
-          <w:rFonts w:ascii="TH Sarabun New" w:hAnsi="TH Sarabun New" w:cs="TH Sarabun New" w:hint="cs"/>
-          <w:i/>
-          <w:iCs/>
-          <w:sz w:val="32"/>
-          <w:szCs w:val="32"/>
-          <w:cs/>
-        </w:rPr>
-        <w:t>ระบุชื่อคลาส หรือเมธอด</w:t>
-      </w:r>
-    </w:p>
-    <w:p>
-      <w:pPr>
-        <w:tabs>
-          <w:tab w:val="left" w:pos="450"/>
-          <w:tab w:val="left" w:pos="720"/>
-          <w:tab w:val="left" w:pos="990"/>
-        </w:tabs>
-        <w:spacing w:after="80" w:line="240" w:lineRule="auto"/>
-        <w:ind w:left="720" w:hanging="720"/>
-        <w:rPr>
-          <w:rFonts w:ascii="TH Sarabun New" w:hAnsi="TH Sarabun New" w:cs="TH Sarabun New"/>
-          <w:sz w:val="32"/>
-          <w:szCs w:val="32"/>
-        </w:rPr>
-      </w:pPr>
-      <w:r>
-        <w:rPr>
-          <w:rFonts w:ascii="TH Sarabun New" w:hAnsi="TH Sarabun New" w:cs="TH Sarabun New"/>
-          <w:sz w:val="32"/>
-          <w:szCs w:val="32"/>
-        </w:rPr>
-        <w:tab/>
-      </w:r>
-      <w:r>
-        <w:rPr>
-          <w:rFonts w:ascii="TH Sarabun New" w:hAnsi="TH Sarabun New" w:cs="TH Sarabun New"/>
-          <w:sz w:val="32"/>
-          <w:szCs w:val="32"/>
-        </w:rPr>
-        <w:tab/>
-      </w:r>
-      <w:r>
-        <w:rPr>
-          <w:rFonts w:ascii="TH Sarabun New" w:hAnsi="TH Sarabun New" w:cs="TH Sarabun New"/>
-          <w:sz w:val="32"/>
-          <w:szCs w:val="32"/>
-        </w:rPr>
-        <w:tab/>
-      </w:r>
-      <w:r>
-        <w:rPr>
-          <w:rFonts w:ascii="TH Sarabun New" w:hAnsi="TH Sarabun New" w:cs="TH Sarabun New"/>
-          <w:sz w:val="32"/>
-          <w:szCs w:val="32"/>
-        </w:rPr>
-        <w:t>-</w:t>
+      <w:proofErr w:type="spellStart"/>
+      <w:r>
+        <w:rPr>
+          <w:rFonts w:ascii="TH Sarabun New" w:hAnsi="TH Sarabun New" w:cs="TH Sarabun New" w:hint="cs"/>
+          <w:i/>
+          <w:iCs/>
+          <w:sz w:val="32"/>
+          <w:szCs w:val="32"/>
+          <w:cs/>
+        </w:rPr>
+        <w:t>Board</w:t>
+      </w:r>
+      <w:proofErr w:type="spellEnd"/>
+      <w:proofErr w:type="gramEnd"/>
+      <w:r>
+        <w:rPr>
+          <w:rFonts w:ascii="TH Sarabun New" w:hAnsi="TH Sarabun New" w:cs="TH Sarabun New" w:hint="cs"/>
+          <w:i/>
+          <w:iCs/>
+          <w:sz w:val="32"/>
+          <w:szCs w:val="32"/>
+          <w:cs/>
+        </w:rPr>
+        <w:t>.</w:t>
+      </w:r>
+      <w:proofErr w:type="spellStart"/>
+      <w:r>
+        <w:rPr>
+          <w:rFonts w:ascii="TH Sarabun New" w:hAnsi="TH Sarabun New" w:cs="TH Sarabun New" w:hint="cs"/>
+          <w:i/>
+          <w:iCs/>
+          <w:sz w:val="32"/>
+          <w:szCs w:val="32"/>
+          <w:cs/>
+        </w:rPr>
+        <w:t>isMovable</w:t>
+      </w:r>
+      <w:proofErr w:type="spellEnd"/>
+      <w:r>
+        <w:rPr>
+          <w:rFonts w:ascii="TH Sarabun New" w:hAnsi="TH Sarabun New" w:cs="TH Sarabun New" w:hint="cs"/>
+          <w:i/>
+          <w:iCs/>
+          <w:sz w:val="32"/>
+          <w:szCs w:val="32"/>
+          <w:cs/>
+        </w:rPr>
+        <w:t xml:space="preserve">(), </w:t>
+      </w:r>
+      <w:proofErr w:type="spellStart"/>
+      <w:r>
+        <w:rPr>
+          <w:rFonts w:ascii="TH Sarabun New" w:hAnsi="TH Sarabun New" w:cs="TH Sarabun New" w:hint="cs"/>
+          <w:i/>
+          <w:iCs/>
+          <w:sz w:val="32"/>
+          <w:szCs w:val="32"/>
+          <w:cs/>
+        </w:rPr>
+        <w:t>Board</w:t>
+      </w:r>
+      <w:proofErr w:type="spellEnd"/>
+      <w:r>
+        <w:rPr>
+          <w:rFonts w:ascii="TH Sarabun New" w:hAnsi="TH Sarabun New" w:cs="TH Sarabun New" w:hint="cs"/>
+          <w:i/>
+          <w:iCs/>
+          <w:sz w:val="32"/>
+          <w:szCs w:val="32"/>
+          <w:cs/>
+        </w:rPr>
+        <w:t>.</w:t>
+      </w:r>
+      <w:proofErr w:type="spellStart"/>
+      <w:r>
+        <w:rPr>
+          <w:rFonts w:ascii="TH Sarabun New" w:hAnsi="TH Sarabun New" w:cs="TH Sarabun New" w:hint="cs"/>
+          <w:i/>
+          <w:iCs/>
+          <w:sz w:val="32"/>
+          <w:szCs w:val="32"/>
+          <w:cs/>
+        </w:rPr>
+        <w:t>move</w:t>
+      </w:r>
+      <w:proofErr w:type="spellEnd"/>
+      <w:r>
+        <w:rPr>
+          <w:rFonts w:ascii="TH Sarabun New" w:hAnsi="TH Sarabun New" w:cs="TH Sarabun New" w:hint="cs"/>
+          <w:i/>
+          <w:iCs/>
+          <w:sz w:val="32"/>
+          <w:szCs w:val="32"/>
+          <w:cs/>
+        </w:rPr>
+        <w:t xml:space="preserve">(), </w:t>
+      </w:r>
+      <w:proofErr w:type="spellStart"/>
+      <w:r>
+        <w:rPr>
+          <w:rFonts w:ascii="TH Sarabun New" w:hAnsi="TH Sarabun New" w:cs="TH Sarabun New" w:hint="cs"/>
+          <w:i/>
+          <w:iCs/>
+          <w:sz w:val="32"/>
+          <w:szCs w:val="32"/>
+          <w:cs/>
+        </w:rPr>
+        <w:t>Board</w:t>
+      </w:r>
+      <w:proofErr w:type="spellEnd"/>
+      <w:r>
+        <w:rPr>
+          <w:rFonts w:ascii="TH Sarabun New" w:hAnsi="TH Sarabun New" w:cs="TH Sarabun New" w:hint="cs"/>
+          <w:i/>
+          <w:iCs/>
+          <w:sz w:val="32"/>
+          <w:szCs w:val="32"/>
+          <w:cs/>
+        </w:rPr>
+        <w:t>.</w:t>
+      </w:r>
+      <w:proofErr w:type="spellStart"/>
+      <w:r>
+        <w:rPr>
+          <w:rFonts w:ascii="TH Sarabun New" w:hAnsi="TH Sarabun New" w:cs="TH Sarabun New" w:hint="cs"/>
+          <w:i/>
+          <w:iCs/>
+          <w:sz w:val="32"/>
+          <w:szCs w:val="32"/>
+          <w:cs/>
+        </w:rPr>
+        <w:t>undoMove</w:t>
+      </w:r>
+      <w:proofErr w:type="spellEnd"/>
+      <w:r>
+        <w:rPr>
+          <w:rFonts w:ascii="TH Sarabun New" w:hAnsi="TH Sarabun New" w:cs="TH Sarabun New" w:hint="cs"/>
+          <w:i/>
+          <w:iCs/>
+          <w:sz w:val="32"/>
+          <w:szCs w:val="32"/>
+          <w:cs/>
+        </w:rPr>
+        <w:t xml:space="preserve">(), </w:t>
+      </w:r>
+      <w:proofErr w:type="spellStart"/>
+      <w:r>
+        <w:rPr>
+          <w:rFonts w:ascii="TH Sarabun New" w:hAnsi="TH Sarabun New" w:cs="TH Sarabun New" w:hint="cs"/>
+          <w:i/>
+          <w:iCs/>
+          <w:sz w:val="32"/>
+          <w:szCs w:val="32"/>
+          <w:cs/>
+        </w:rPr>
+        <w:t>Board</w:t>
+      </w:r>
+      <w:proofErr w:type="spellEnd"/>
+      <w:r>
+        <w:rPr>
+          <w:rFonts w:ascii="TH Sarabun New" w:hAnsi="TH Sarabun New" w:cs="TH Sarabun New" w:hint="cs"/>
+          <w:i/>
+          <w:iCs/>
+          <w:sz w:val="32"/>
+          <w:szCs w:val="32"/>
+          <w:cs/>
+        </w:rPr>
+        <w:t>.</w:t>
+      </w:r>
+      <w:proofErr w:type="spellStart"/>
+      <w:r>
+        <w:rPr>
+          <w:rFonts w:ascii="TH Sarabun New" w:hAnsi="TH Sarabun New" w:cs="TH Sarabun New" w:hint="cs"/>
+          <w:i/>
+          <w:iCs/>
+          <w:sz w:val="32"/>
+          <w:szCs w:val="32"/>
+          <w:cs/>
+        </w:rPr>
+        <w:t>getMovableMarbles</w:t>
+      </w:r>
+      <w:proofErr w:type="spellEnd"/>
+      <w:r>
+        <w:rPr>
+          <w:rFonts w:ascii="TH Sarabun New" w:hAnsi="TH Sarabun New" w:cs="TH Sarabun New" w:hint="cs"/>
+          <w:i/>
+          <w:iCs/>
+          <w:sz w:val="32"/>
+          <w:szCs w:val="32"/>
+          <w:cs/>
+        </w:rPr>
+        <w:t xml:space="preserve">(), </w:t>
+      </w:r>
+      <w:proofErr w:type="spellStart"/>
+      <w:r>
+        <w:rPr>
+          <w:rFonts w:ascii="TH Sarabun New" w:hAnsi="TH Sarabun New" w:cs="TH Sarabun New" w:hint="cs"/>
+          <w:i/>
+          <w:iCs/>
+          <w:sz w:val="32"/>
+          <w:szCs w:val="32"/>
+          <w:cs/>
+        </w:rPr>
+        <w:t>Solver</w:t>
+      </w:r>
+      <w:proofErr w:type="spellEnd"/>
+      <w:r>
+        <w:rPr>
+          <w:rFonts w:ascii="TH Sarabun New" w:hAnsi="TH Sarabun New" w:cs="TH Sarabun New" w:hint="cs"/>
+          <w:i/>
+          <w:iCs/>
+          <w:sz w:val="32"/>
+          <w:szCs w:val="32"/>
+          <w:cs/>
+        </w:rPr>
+        <w:t>.</w:t>
+      </w:r>
+      <w:proofErr w:type="spellStart"/>
+      <w:r>
+        <w:rPr>
+          <w:rFonts w:ascii="TH Sarabun New" w:hAnsi="TH Sarabun New" w:cs="TH Sarabun New" w:hint="cs"/>
+          <w:i/>
+          <w:iCs/>
+          <w:sz w:val="32"/>
+          <w:szCs w:val="32"/>
+          <w:cs/>
+        </w:rPr>
+        <w:t>backtrack</w:t>
+      </w:r>
+      <w:proofErr w:type="spellEnd"/>
+      <w:r>
+        <w:rPr>
+          <w:rFonts w:ascii="TH Sarabun New" w:hAnsi="TH Sarabun New" w:cs="TH Sarabun New" w:hint="cs"/>
+          <w:i/>
+          <w:iCs/>
+          <w:sz w:val="32"/>
+          <w:szCs w:val="32"/>
+          <w:cs/>
+        </w:rPr>
+        <w:t xml:space="preserve">(), </w:t>
+      </w:r>
+      <w:proofErr w:type="spellStart"/>
+      <w:r>
+        <w:rPr>
+          <w:rFonts w:ascii="TH Sarabun New" w:hAnsi="TH Sarabun New" w:cs="TH Sarabun New" w:hint="cs"/>
+          <w:i/>
+          <w:iCs/>
+          <w:sz w:val="32"/>
+          <w:szCs w:val="32"/>
+          <w:cs/>
+        </w:rPr>
+        <w:t>Solver</w:t>
+      </w:r>
+      <w:proofErr w:type="spellEnd"/>
+      <w:r>
+        <w:rPr>
+          <w:rFonts w:ascii="TH Sarabun New" w:hAnsi="TH Sarabun New" w:cs="TH Sarabun New" w:hint="cs"/>
+          <w:i/>
+          <w:iCs/>
+          <w:sz w:val="32"/>
+          <w:szCs w:val="32"/>
+          <w:cs/>
+        </w:rPr>
+        <w:t>.</w:t>
+      </w:r>
+      <w:proofErr w:type="spellStart"/>
+      <w:r>
+        <w:rPr>
+          <w:rFonts w:ascii="TH Sarabun New" w:hAnsi="TH Sarabun New" w:cs="TH Sarabun New" w:hint="cs"/>
+          <w:i/>
+          <w:iCs/>
+          <w:sz w:val="32"/>
+          <w:szCs w:val="32"/>
+          <w:cs/>
+        </w:rPr>
+        <w:t>noSolution</w:t>
+      </w:r>
+      <w:proofErr w:type="spellEnd"/>
+      <w:r>
+        <w:rPr>
+          <w:rFonts w:ascii="TH Sarabun New" w:hAnsi="TH Sarabun New" w:cs="TH Sarabun New" w:hint="cs"/>
+          <w:i/>
+          <w:iCs/>
+          <w:sz w:val="32"/>
+          <w:szCs w:val="32"/>
+          <w:cs/>
+        </w:rPr>
+        <w:t>()</w:t>
       </w:r>
     </w:p>
     <w:p>
@@ -1565,22 +1912,7 @@
           <w:szCs w:val="32"/>
         </w:rPr>
         <w:tab/>
-      </w:r>
-      <w:r>
-        <w:rPr>
-          <w:rFonts w:ascii="TH Sarabun New" w:hAnsi="TH Sarabun New" w:cs="TH Sarabun New"/>
-          <w:sz w:val="32"/>
-          <w:szCs w:val="32"/>
-        </w:rPr>
-        <w:t>8</w:t>
-      </w:r>
-      <w:r>
-        <w:rPr>
-          <w:rFonts w:ascii="TH Sarabun New" w:hAnsi="TH Sarabun New" w:cs="TH Sarabun New"/>
-          <w:sz w:val="32"/>
-          <w:szCs w:val="32"/>
-        </w:rPr>
-        <w:t xml:space="preserve">. </w:t>
+        <w:t xml:space="preserve">8. </w:t>
       </w:r>
       <w:r>
         <w:rPr>
@@ -1808,7 +2140,6 @@
           <w:sz w:val="32"/>
           <w:szCs w:val="32"/>
         </w:rPr>
-        <w:lastRenderedPageBreak/>
         <w:sym w:font="Wingdings 2" w:char="F0A3"/>
       </w:r>
       <w:r>
@@ -1835,41 +2166,16 @@
           <w:sz w:val="32"/>
           <w:szCs w:val="32"/>
         </w:rPr>
-        <w:t>(citation</w:t>
-      </w:r>
-      <w:r>
-        <w:rPr>
-          <w:rFonts w:ascii="TH Sarabun New" w:hAnsi="TH Sarabun New" w:cs="TH Sarabun New"/>
-          <w:sz w:val="32"/>
-          <w:szCs w:val="32"/>
-        </w:rPr>
-        <w:t>s</w:t>
-      </w:r>
-      <w:r>
-        <w:rPr>
-          <w:rFonts w:ascii="TH Sarabun New" w:hAnsi="TH Sarabun New" w:cs="TH Sarabun New"/>
-          <w:sz w:val="32"/>
-          <w:szCs w:val="32"/>
-        </w:rPr>
-        <w:t>)</w:t>
-      </w:r>
-      <w:r>
-        <w:rPr>
-          <w:rFonts w:ascii="TH Sarabun New" w:hAnsi="TH Sarabun New" w:cs="TH Sarabun New" w:hint="cs"/>
-          <w:sz w:val="32"/>
-          <w:szCs w:val="32"/>
-          <w:cs/>
-        </w:rPr>
-        <w:t xml:space="preserve"> และ</w:t>
-      </w:r>
-      <w:r>
-        <w:rPr>
-          <w:rFonts w:ascii="TH Sarabun New" w:hAnsi="TH Sarabun New" w:cs="TH Sarabun New" w:hint="cs"/>
-          <w:sz w:val="32"/>
-          <w:szCs w:val="32"/>
-          <w:cs/>
-        </w:rPr>
-        <w:t>รายการอ้างอิง</w:t>
+        <w:t>(citations)</w:t>
+      </w:r>
+      <w:r>
+        <w:rPr>
+          <w:rFonts w:ascii="TH Sarabun New" w:hAnsi="TH Sarabun New" w:cs="TH Sarabun New" w:hint="cs"/>
+          <w:sz w:val="32"/>
+          <w:szCs w:val="32"/>
+          <w:cs/>
+        </w:rPr>
+        <w:t xml:space="preserve"> และรายการอ้างอิง</w:t>
       </w:r>
       <w:r>
         <w:rPr>
@@ -1886,40 +2192,15 @@
           <w:szCs w:val="32"/>
           <w:cs/>
         </w:rPr>
-        <w:t>บรรณานุกรม</w:t>
-      </w:r>
-      <w:r>
-        <w:rPr>
-          <w:rFonts w:ascii="TH Sarabun New" w:hAnsi="TH Sarabun New" w:cs="TH Sarabun New" w:hint="cs"/>
-          <w:sz w:val="32"/>
-          <w:szCs w:val="32"/>
-          <w:cs/>
-        </w:rPr>
-        <w:t xml:space="preserve"> </w:t>
-      </w:r>
-      <w:r>
-        <w:rPr>
-          <w:rFonts w:ascii="TH Sarabun New" w:hAnsi="TH Sarabun New" w:cs="TH Sarabun New"/>
-          <w:sz w:val="32"/>
-          <w:szCs w:val="32"/>
-        </w:rPr>
-        <w:t>(reference</w:t>
-      </w:r>
-      <w:r>
-        <w:rPr>
-          <w:rFonts w:ascii="TH Sarabun New" w:hAnsi="TH Sarabun New" w:cs="TH Sarabun New"/>
-          <w:sz w:val="32"/>
-          <w:szCs w:val="32"/>
-        </w:rPr>
-        <w:t>s</w:t>
-      </w:r>
-      <w:r>
-        <w:rPr>
-          <w:rFonts w:ascii="TH Sarabun New" w:hAnsi="TH Sarabun New" w:cs="TH Sarabun New"/>
-          <w:sz w:val="32"/>
-          <w:szCs w:val="32"/>
-        </w:rPr>
-        <w:t>)</w:t>
+        <w:t xml:space="preserve">บรรณานุกรม </w:t>
+      </w:r>
+      <w:r>
+        <w:rPr>
+          <w:rFonts w:ascii="TH Sarabun New" w:hAnsi="TH Sarabun New" w:cs="TH Sarabun New"/>
+          <w:sz w:val="32"/>
+          <w:szCs w:val="32"/>
+        </w:rPr>
+        <w:t>(references)</w:t>
       </w:r>
     </w:p>
     <w:p>
@@ -1942,6 +2223,7 @@
           <w:sz w:val="32"/>
           <w:szCs w:val="32"/>
         </w:rPr>
+        <w:lastRenderedPageBreak/>
         <w:sym w:font="Wingdings 2" w:char="F0A3"/>
       </w:r>
       <w:r>
@@ -2107,7 +2389,7 @@
           <w:szCs w:val="32"/>
           <w:cs/>
         </w:rPr>
-        <w:t>ระบุชื่อและรหัสนักศึกษาของสมาชิกทุกคน</w:t>
+        <w:t>ระบุชื่อและรหัสนักศึกษาของสมาชิกทุกคน (กรุณากรอกชื่อ-รหัสนักศึกษาของทุกคนในกลุ่ม)</w:t>
       </w:r>
     </w:p>
     <w:sectPr>
@@ -2121,7 +2403,7 @@
 </file>
 
 <file path=word/styles.xml><?xml version="1.0" encoding="utf-8"?>
-<w:styles xmlns:mc="http://schemas.openxmlformats.org/markup-compatibility/2006" xmlns:r="http://schemas.openxmlformats.org/officeDocument/2006/relationships" xmlns:w="http://schemas.openxmlformats.org/wordprocessingml/2006/main" xmlns:w14="http://schemas.microsoft.com/office/word/2010/wordml" xmlns:w15="http://schemas.microsoft.com/office/word/2012/wordml" xmlns:w16cex="http://schemas.microsoft.com/office/word/2018/wordml/cex" xmlns:w16cid="http://schemas.microsoft.com/office/word/2016/wordml/cid" xmlns:w16="http://schemas.microsoft.com/office/word/2018/wordml" xmlns:w16sdtdh="http://schemas.microsoft.com/office/word/2020/wordml/sdtdatahash" xmlns:w16se="http://schemas.microsoft.com/office/word/2015/wordml/symex" mc:Ignorable="w14 w15 w16se w16cid w16 w16cex w16sdtdh">
+<w:styles xmlns:mc="http://schemas.openxmlformats.org/markup-compatibility/2006" xmlns:r="http://schemas.openxmlformats.org/officeDocument/2006/relationships" xmlns:w="http://schemas.openxmlformats.org/wordprocessingml/2006/main" xmlns:w14="http://schemas.microsoft.com/office/word/2010/wordml" xmlns:w15="http://schemas.microsoft.com/office/word/2012/wordml" xmlns:w16cex="http://schemas.microsoft.com/office/word/2018/wordml/cex" xmlns:w16cid="http://schemas.microsoft.com/office/word/2016/wordml/cid" xmlns:w16="http://schemas.microsoft.com/office/word/2018/wordml" xmlns:w16du="http://schemas.microsoft.com/office/word/2023/wordml/word16du" xmlns:w16sdtdh="http://schemas.microsoft.com/office/word/2020/wordml/sdtdatahash" xmlns:w16sdtfl="http://schemas.microsoft.com/office/word/2024/wordml/sdtformatlock" xmlns:w16se="http://schemas.microsoft.com/office/word/2015/wordml/symex" mc:Ignorable="w14 w15 w16se w16cid w16 w16cex w16sdtdh w16sdtfl w16du">
   <w:docDefaults>
     <w:rPrDefault>
       <w:rPr>
@@ -2513,17 +2795,17 @@
     <w:lsdException w:name="Unresolved Mention" w:semiHidden="1" w:unhideWhenUsed="1"/>
     <w:lsdException w:name="Smart Link" w:semiHidden="1" w:unhideWhenUsed="1"/>
   </w:latentStyles>
-  <w:style w:type="paragraph" w:default="1" w:styleId="Normal">
+  <w:style w:type="paragraph" w:default="1" w:styleId="a">
     <w:name w:val="Normal"/>
     <w:qFormat/>
   </w:style>
-  <w:style w:type="character" w:default="1" w:styleId="DefaultParagraphFont">
+  <w:style w:type="character" w:default="1" w:styleId="a0">
     <w:name w:val="Default Paragraph Font"/>
     <w:uiPriority w:val="1"/>
     <w:semiHidden/>
     <w:unhideWhenUsed/>
   </w:style>
-  <w:style w:type="table" w:default="1" w:styleId="TableNormal">
+  <w:style w:type="table" w:default="1" w:styleId="a1">
     <w:name w:val="Normal Table"/>
     <w:uiPriority w:val="99"/>
     <w:semiHidden/>
@@ -2538,15 +2820,15 @@
       </w:tblCellMar>
     </w:tblPr>
   </w:style>
-  <w:style w:type="numbering" w:default="1" w:styleId="NoList">
+  <w:style w:type="numbering" w:default="1" w:styleId="a2">
     <w:name w:val="No List"/>
     <w:uiPriority w:val="99"/>
     <w:semiHidden/>
     <w:unhideWhenUsed/>
   </w:style>
-  <w:style w:type="paragraph" w:styleId="ListParagraph">
+  <w:style w:type="paragraph" w:styleId="a3">
     <w:name w:val="List Paragraph"/>
-    <w:basedOn w:val="Normal"/>
+    <w:basedOn w:val="a"/>
     <w:uiPriority w:val="34"/>
     <w:qFormat/>
     <w:rsid w:val="00B24E4F"/>
